--- a/SOSTENIBILIDAD/UT-01/RESUMEN-SOS-T01.docx
+++ b/SOSTENIBILIDAD/UT-01/RESUMEN-SOS-T01.docx
@@ -4,7 +4,7 @@
   <w:body>
     <w:p>
       <w:pPr>
-        <w:pStyle w:val="Title"/>
+        <w:pStyle w:val="Ttulo"/>
         <w:ind w:left="0"/>
         <w:rPr>
           <w:sz w:val="48"/>
@@ -57,7 +57,7 @@
     </w:p>
     <w:p>
       <w:pPr>
-        <w:pStyle w:val="Heading1"/>
+        <w:pStyle w:val="Ttulo1"/>
         <w:ind w:left="0"/>
       </w:pPr>
       <w:r>
@@ -74,7 +74,7 @@
       </w:r>
       <w:r>
         <w:rPr>
-          <w:rStyle w:val="Strong"/>
+          <w:rStyle w:val="Textoennegrita"/>
           <w:rFonts w:eastAsiaTheme="majorEastAsia"/>
         </w:rPr>
         <w:t>informe Brundtland</w:t>
@@ -93,7 +93,7 @@
       </w:r>
       <w:r>
         <w:rPr>
-          <w:rStyle w:val="Strong"/>
+          <w:rStyle w:val="Textoennegrita"/>
           <w:rFonts w:eastAsiaTheme="majorEastAsia"/>
         </w:rPr>
         <w:t>un equilibrio armonioso</w:t>
@@ -103,7 +103,7 @@
       </w:r>
       <w:r>
         <w:rPr>
-          <w:rStyle w:val="Strong"/>
+          <w:rStyle w:val="Textoennegrita"/>
           <w:rFonts w:eastAsiaTheme="majorEastAsia"/>
         </w:rPr>
         <w:t>medio ambiente</w:t>
@@ -113,7 +113,7 @@
       </w:r>
       <w:r>
         <w:rPr>
-          <w:rStyle w:val="Strong"/>
+          <w:rStyle w:val="Textoennegrita"/>
           <w:rFonts w:eastAsiaTheme="majorEastAsia"/>
         </w:rPr>
         <w:t>equidad social</w:t>
@@ -124,7 +124,7 @@
     </w:p>
     <w:p>
       <w:pPr>
-        <w:pStyle w:val="Heading1"/>
+        <w:pStyle w:val="Ttulo1"/>
         <w:ind w:left="0"/>
       </w:pPr>
       <w:r>
@@ -475,7 +475,7 @@
     </w:p>
     <w:tbl>
       <w:tblPr>
-        <w:tblStyle w:val="GridTable4-Accent1"/>
+        <w:tblStyle w:val="Tablaconcuadrcula4-nfasis1"/>
         <w:tblW w:w="5000" w:type="pct"/>
         <w:tblLook w:val="04A0" w:firstRow="1" w:lastRow="0" w:firstColumn="1" w:lastColumn="0" w:noHBand="0" w:noVBand="1"/>
       </w:tblPr>
@@ -865,6 +865,9 @@
       </w:tr>
     </w:tbl>
     <w:p>
+      <w:pPr>
+        <w:ind w:left="0"/>
+      </w:pPr>
       <w:r>
         <w:rPr>
           <w:noProof/>
@@ -954,7 +957,7 @@
     </w:p>
     <w:p>
       <w:pPr>
-        <w:pStyle w:val="Heading2"/>
+        <w:pStyle w:val="Ttulo2"/>
         <w:ind w:left="0"/>
       </w:pPr>
       <w:r>
@@ -979,7 +982,7 @@
     </w:p>
     <w:p>
       <w:pPr>
-        <w:pStyle w:val="Heading2"/>
+        <w:pStyle w:val="Ttulo2"/>
         <w:ind w:left="0"/>
       </w:pPr>
       <w:r>
@@ -996,7 +999,7 @@
     </w:p>
     <w:p>
       <w:pPr>
-        <w:pStyle w:val="Heading2"/>
+        <w:pStyle w:val="Ttulo2"/>
         <w:ind w:left="0"/>
       </w:pPr>
       <w:r>
@@ -1046,35 +1049,17 @@
           <w:i/>
           <w:iCs/>
         </w:rPr>
-        <w:t>“</w:t>
-      </w:r>
+        <w:t>“La característica esencial de la economía lineal es extraer para producir un bien o servicio, consumirlo y finalmente desecharlo.”</w:t>
+      </w:r>
+    </w:p>
+    <w:p>
+      <w:pPr>
+        <w:ind w:left="0"/>
+      </w:pPr>
       <w:r>
         <w:rPr>
           <w:b/>
           <w:bCs/>
-          <w:i/>
-          <w:iCs/>
-        </w:rPr>
-        <w:t>La característica esencial de la economía lineal es extraer para producir un bien o servicio, consumirlo y finalmente desecharlo.</w:t>
-      </w:r>
-      <w:r>
-        <w:rPr>
-          <w:b/>
-          <w:bCs/>
-          <w:i/>
-          <w:iCs/>
-        </w:rPr>
-        <w:t>”</w:t>
-      </w:r>
-    </w:p>
-    <w:p>
-      <w:pPr>
-        <w:ind w:left="0"/>
-      </w:pPr>
-      <w:r>
-        <w:rPr>
-          <w:b/>
-          <w:bCs/>
         </w:rPr>
         <w:t>Ejemplo de economía lineal</w:t>
       </w:r>
@@ -1108,6 +1093,9 @@
         <w:ind w:left="0"/>
       </w:pPr>
       <w:r>
+        <w:rPr>
+          <w:noProof/>
+        </w:rPr>
         <w:drawing>
           <wp:inline distT="0" distB="0" distL="0" distR="0" wp14:anchorId="371FE97D" wp14:editId="4DAACE8D">
             <wp:extent cx="6400800" cy="1197610"/>
@@ -1147,7 +1135,7 @@
     </w:p>
     <w:p>
       <w:pPr>
-        <w:pStyle w:val="Heading2"/>
+        <w:pStyle w:val="Ttulo2"/>
         <w:ind w:left="0"/>
       </w:pPr>
       <w:r>
@@ -1210,21 +1198,7 @@
           <w:i/>
           <w:iCs/>
         </w:rPr>
-        <w:t>“</w:t>
-      </w:r>
-      <w:r>
-        <w:rPr>
-          <w:i/>
-          <w:iCs/>
-        </w:rPr>
-        <w:t>En la Unión Europea, y solo en residuos municipales, se generan más de 225 millones de toneladas al año. Si se aplicaran de manera generalizada los principios de la economía circular, los beneficios serían muy cuantiosos.</w:t>
-      </w:r>
-      <w:r>
-        <w:rPr>
-          <w:i/>
-          <w:iCs/>
-        </w:rPr>
-        <w:t>”</w:t>
+        <w:t>“En la Unión Europea, y solo en residuos municipales, se generan más de 225 millones de toneladas al año. Si se aplicaran de manera generalizada los principios de la economía circular, los beneficios serían muy cuantiosos.”</w:t>
       </w:r>
     </w:p>
     <w:p>
@@ -1272,25 +1246,7 @@
           <w:i/>
           <w:iCs/>
         </w:rPr>
-        <w:t>“</w:t>
-      </w:r>
-      <w:r>
-        <w:rPr>
-          <w:b/>
-          <w:bCs/>
-          <w:i/>
-          <w:iCs/>
-        </w:rPr>
-        <w:t>Como ya se ha expuesto, la diferencia fundamental entre la economía lineal y la economía circular es que la segunda pone en un lugar central el reciclaje, la reutilización y la reparación de materias primas y productos antes de la fabricación.</w:t>
-      </w:r>
-      <w:r>
-        <w:rPr>
-          <w:b/>
-          <w:bCs/>
-          <w:i/>
-          <w:iCs/>
-        </w:rPr>
-        <w:t>”</w:t>
+        <w:t>“Como ya se ha expuesto, la diferencia fundamental entre la economía lineal y la economía circular es que la segunda pone en un lugar central el reciclaje, la reutilización y la reparación de materias primas y productos antes de la fabricación.”</w:t>
       </w:r>
     </w:p>
     <w:p>
@@ -1306,6 +1262,9 @@
         <w:ind w:left="0"/>
       </w:pPr>
       <w:r>
+        <w:rPr>
+          <w:noProof/>
+        </w:rPr>
         <w:drawing>
           <wp:inline distT="0" distB="0" distL="0" distR="0" wp14:anchorId="008EDAFF" wp14:editId="6959CFCD">
             <wp:extent cx="6400800" cy="1057910"/>
@@ -1345,7 +1304,7 @@
     </w:p>
     <w:p>
       <w:pPr>
-        <w:pStyle w:val="Heading1"/>
+        <w:pStyle w:val="Ttulo1"/>
         <w:ind w:left="0"/>
       </w:pPr>
       <w:r>
@@ -1391,7 +1350,7 @@
     </w:p>
     <w:p>
       <w:pPr>
-        <w:pStyle w:val="ListParagraph"/>
+        <w:pStyle w:val="Prrafodelista"/>
         <w:numPr>
           <w:ilvl w:val="0"/>
           <w:numId w:val="3"/>
@@ -1403,7 +1362,7 @@
     </w:p>
     <w:p>
       <w:pPr>
-        <w:pStyle w:val="ListParagraph"/>
+        <w:pStyle w:val="Prrafodelista"/>
         <w:numPr>
           <w:ilvl w:val="0"/>
           <w:numId w:val="3"/>
@@ -1415,7 +1374,7 @@
     </w:p>
     <w:p>
       <w:pPr>
-        <w:pStyle w:val="ListParagraph"/>
+        <w:pStyle w:val="Prrafodelista"/>
         <w:numPr>
           <w:ilvl w:val="0"/>
           <w:numId w:val="3"/>
@@ -1436,7 +1395,7 @@
     </w:p>
     <w:p>
       <w:pPr>
-        <w:pStyle w:val="Heading2"/>
+        <w:pStyle w:val="Ttulo2"/>
         <w:ind w:left="0"/>
       </w:pPr>
       <w:r>
@@ -1530,7 +1489,7 @@
     </w:p>
     <w:p>
       <w:pPr>
-        <w:pStyle w:val="Heading2"/>
+        <w:pStyle w:val="Ttulo2"/>
         <w:ind w:left="0"/>
       </w:pPr>
       <w:r>
@@ -1563,7 +1522,7 @@
     </w:p>
     <w:p>
       <w:pPr>
-        <w:pStyle w:val="ListParagraph"/>
+        <w:pStyle w:val="Prrafodelista"/>
         <w:numPr>
           <w:ilvl w:val="0"/>
           <w:numId w:val="8"/>
@@ -1585,7 +1544,7 @@
     </w:p>
     <w:p>
       <w:pPr>
-        <w:pStyle w:val="ListParagraph"/>
+        <w:pStyle w:val="Prrafodelista"/>
         <w:numPr>
           <w:ilvl w:val="0"/>
           <w:numId w:val="8"/>
@@ -1625,7 +1584,7 @@
     </w:p>
     <w:p>
       <w:pPr>
-        <w:pStyle w:val="Heading2"/>
+        <w:pStyle w:val="Ttulo2"/>
         <w:ind w:left="0"/>
       </w:pPr>
       <w:r>
@@ -1703,6 +1662,9 @@
         <w:ind w:left="0"/>
       </w:pPr>
       <w:r>
+        <w:rPr>
+          <w:noProof/>
+        </w:rPr>
         <w:drawing>
           <wp:inline distT="0" distB="0" distL="0" distR="0" wp14:anchorId="34060399" wp14:editId="389EBA88">
             <wp:extent cx="6400800" cy="1137920"/>
@@ -1742,7 +1704,7 @@
     </w:p>
     <w:p>
       <w:pPr>
-        <w:pStyle w:val="Heading2"/>
+        <w:pStyle w:val="Ttulo2"/>
         <w:ind w:left="0"/>
       </w:pPr>
       <w:r>
@@ -1751,7 +1713,7 @@
     </w:p>
     <w:p>
       <w:pPr>
-        <w:pStyle w:val="ListParagraph"/>
+        <w:pStyle w:val="Prrafodelista"/>
         <w:numPr>
           <w:ilvl w:val="0"/>
           <w:numId w:val="7"/>
@@ -1770,7 +1732,7 @@
     </w:p>
     <w:p>
       <w:pPr>
-        <w:pStyle w:val="ListParagraph"/>
+        <w:pStyle w:val="Prrafodelista"/>
         <w:numPr>
           <w:ilvl w:val="0"/>
           <w:numId w:val="7"/>
@@ -1789,7 +1751,7 @@
     </w:p>
     <w:p>
       <w:pPr>
-        <w:pStyle w:val="ListParagraph"/>
+        <w:pStyle w:val="Prrafodelista"/>
         <w:numPr>
           <w:ilvl w:val="0"/>
           <w:numId w:val="7"/>
@@ -1855,7 +1817,7 @@
 <w:ftr xmlns:wpc="http://schemas.microsoft.com/office/word/2010/wordprocessingCanvas" xmlns:cx="http://schemas.microsoft.com/office/drawing/2014/chartex" xmlns:cx1="http://schemas.microsoft.com/office/drawing/2015/9/8/chartex" xmlns:cx2="http://schemas.microsoft.com/office/drawing/2015/10/21/chartex" xmlns:cx3="http://schemas.microsoft.com/office/drawing/2016/5/9/chartex" xmlns:cx4="http://schemas.microsoft.com/office/drawing/2016/5/10/chartex" xmlns:cx5="http://schemas.microsoft.com/office/drawing/2016/5/11/chartex" xmlns:cx6="http://schemas.microsoft.com/office/drawing/2016/5/12/chartex" xmlns:cx7="http://schemas.microsoft.com/office/drawing/2016/5/13/chartex" xmlns:cx8="http://schemas.microsoft.com/office/drawing/2016/5/14/chartex" xmlns:mc="http://schemas.openxmlformats.org/markup-compatibility/2006" xmlns:aink="http://schemas.microsoft.com/office/drawing/2016/ink" xmlns:am3d="http://schemas.microsoft.com/office/drawing/2017/model3d" xmlns:o="urn:schemas-microsoft-com:office:office" xmlns:oel="http://schemas.microsoft.com/office/2019/extlst" xmlns:r="http://schemas.openxmlformats.org/officeDocument/2006/relationships" xmlns:m="http://schemas.openxmlformats.org/officeDocument/2006/math" xmlns:v="urn:schemas-microsoft-com:vml" xmlns:wp14="http://schemas.microsoft.com/office/word/2010/wordprocessingDrawing" xmlns:wp="http://schemas.openxmlformats.org/drawingml/2006/wordprocessingDrawing" xmlns:w10="urn:schemas-microsoft-com:office:word" xmlns:w="http://schemas.openxmlformats.org/wordprocessingml/2006/main" xmlns:w14="http://schemas.microsoft.com/office/word/2010/wordml" xmlns:w15="http://schemas.microsoft.com/office/word/2012/wordml" xmlns:w16cex="http://schemas.microsoft.com/office/word/2018/wordml/cex" xmlns:w16cid="http://schemas.microsoft.com/office/word/2016/wordml/cid" xmlns:w16="http://schemas.microsoft.com/office/word/2018/wordml" xmlns:w16du="http://schemas.microsoft.com/office/word/2023/wordml/word16du" xmlns:w16sdtdh="http://schemas.microsoft.com/office/word/2020/wordml/sdtdatahash" xmlns:w16sdtfl="http://schemas.microsoft.com/office/word/2024/wordml/sdtformatlock" xmlns:w16se="http://schemas.microsoft.com/office/word/2015/wordml/symex" xmlns:wpg="http://schemas.microsoft.com/office/word/2010/wordprocessingGroup" xmlns:wpi="http://schemas.microsoft.com/office/word/2010/wordprocessingInk" xmlns:wne="http://schemas.microsoft.com/office/word/2006/wordml" xmlns:wps="http://schemas.microsoft.com/office/word/2010/wordprocessingShape" mc:Ignorable="w14 w15 w16se w16cid w16 w16cex w16sdtdh w16sdtfl w16du wp14">
   <w:p>
     <w:pPr>
-      <w:pStyle w:val="Footer"/>
+      <w:pStyle w:val="Piedepgina"/>
       <w:jc w:val="right"/>
     </w:pPr>
     <w:r>
@@ -1904,7 +1866,7 @@
   </w:p>
   <w:p>
     <w:pPr>
-      <w:pStyle w:val="Footer"/>
+      <w:pStyle w:val="Piedepgina"/>
     </w:pPr>
   </w:p>
 </w:ftr>
@@ -1946,7 +1908,7 @@
 <w:hdr xmlns:wpc="http://schemas.microsoft.com/office/word/2010/wordprocessingCanvas" xmlns:cx="http://schemas.microsoft.com/office/drawing/2014/chartex" xmlns:cx1="http://schemas.microsoft.com/office/drawing/2015/9/8/chartex" xmlns:cx2="http://schemas.microsoft.com/office/drawing/2015/10/21/chartex" xmlns:cx3="http://schemas.microsoft.com/office/drawing/2016/5/9/chartex" xmlns:cx4="http://schemas.microsoft.com/office/drawing/2016/5/10/chartex" xmlns:cx5="http://schemas.microsoft.com/office/drawing/2016/5/11/chartex" xmlns:cx6="http://schemas.microsoft.com/office/drawing/2016/5/12/chartex" xmlns:cx7="http://schemas.microsoft.com/office/drawing/2016/5/13/chartex" xmlns:cx8="http://schemas.microsoft.com/office/drawing/2016/5/14/chartex" xmlns:mc="http://schemas.openxmlformats.org/markup-compatibility/2006" xmlns:aink="http://schemas.microsoft.com/office/drawing/2016/ink" xmlns:am3d="http://schemas.microsoft.com/office/drawing/2017/model3d" xmlns:o="urn:schemas-microsoft-com:office:office" xmlns:oel="http://schemas.microsoft.com/office/2019/extlst" xmlns:r="http://schemas.openxmlformats.org/officeDocument/2006/relationships" xmlns:m="http://schemas.openxmlformats.org/officeDocument/2006/math" xmlns:v="urn:schemas-microsoft-com:vml" xmlns:wp14="http://schemas.microsoft.com/office/word/2010/wordprocessingDrawing" xmlns:wp="http://schemas.openxmlformats.org/drawingml/2006/wordprocessingDrawing" xmlns:w10="urn:schemas-microsoft-com:office:word" xmlns:w="http://schemas.openxmlformats.org/wordprocessingml/2006/main" xmlns:w14="http://schemas.microsoft.com/office/word/2010/wordml" xmlns:w15="http://schemas.microsoft.com/office/word/2012/wordml" xmlns:w16cex="http://schemas.microsoft.com/office/word/2018/wordml/cex" xmlns:w16cid="http://schemas.microsoft.com/office/word/2016/wordml/cid" xmlns:w16="http://schemas.microsoft.com/office/word/2018/wordml" xmlns:w16du="http://schemas.microsoft.com/office/word/2023/wordml/word16du" xmlns:w16sdtdh="http://schemas.microsoft.com/office/word/2020/wordml/sdtdatahash" xmlns:w16sdtfl="http://schemas.microsoft.com/office/word/2024/wordml/sdtformatlock" xmlns:w16se="http://schemas.microsoft.com/office/word/2015/wordml/symex" xmlns:wpg="http://schemas.microsoft.com/office/word/2010/wordprocessingGroup" xmlns:wpi="http://schemas.microsoft.com/office/word/2010/wordprocessingInk" xmlns:wne="http://schemas.microsoft.com/office/word/2006/wordml" xmlns:wps="http://schemas.microsoft.com/office/word/2010/wordprocessingShape" mc:Ignorable="w14 w15 w16se w16cid w16 w16cex w16sdtdh w16sdtfl w16du wp14">
   <w:p>
     <w:pPr>
-      <w:pStyle w:val="Header"/>
+      <w:pStyle w:val="Encabezado"/>
     </w:pPr>
     <w:r>
       <w:rPr>
@@ -3669,11 +3631,11 @@
       <w:lang w:val="es-ES"/>
     </w:rPr>
   </w:style>
-  <w:style w:type="paragraph" w:styleId="Heading1">
+  <w:style w:type="paragraph" w:styleId="Ttulo1">
     <w:name w:val="heading 1"/>
     <w:basedOn w:val="Normal"/>
     <w:next w:val="Normal"/>
-    <w:link w:val="Heading1Char"/>
+    <w:link w:val="Ttulo1Car"/>
     <w:uiPriority w:val="9"/>
     <w:qFormat/>
     <w:rsid w:val="00A704FA"/>
@@ -3691,11 +3653,11 @@
       <w:szCs w:val="32"/>
     </w:rPr>
   </w:style>
-  <w:style w:type="paragraph" w:styleId="Heading2">
+  <w:style w:type="paragraph" w:styleId="Ttulo2">
     <w:name w:val="heading 2"/>
     <w:basedOn w:val="Normal"/>
     <w:next w:val="Normal"/>
-    <w:link w:val="Heading2Char"/>
+    <w:link w:val="Ttulo2Car"/>
     <w:uiPriority w:val="9"/>
     <w:unhideWhenUsed/>
     <w:qFormat/>
@@ -3714,11 +3676,11 @@
       <w:szCs w:val="28"/>
     </w:rPr>
   </w:style>
-  <w:style w:type="paragraph" w:styleId="Heading3">
+  <w:style w:type="paragraph" w:styleId="Ttulo3">
     <w:name w:val="heading 3"/>
     <w:basedOn w:val="Normal"/>
     <w:next w:val="Normal"/>
-    <w:link w:val="Heading3Char"/>
+    <w:link w:val="Ttulo3Car"/>
     <w:uiPriority w:val="9"/>
     <w:unhideWhenUsed/>
     <w:qFormat/>
@@ -3736,11 +3698,11 @@
       <w:szCs w:val="24"/>
     </w:rPr>
   </w:style>
-  <w:style w:type="paragraph" w:styleId="Heading4">
+  <w:style w:type="paragraph" w:styleId="Ttulo4">
     <w:name w:val="heading 4"/>
     <w:basedOn w:val="Normal"/>
     <w:next w:val="Normal"/>
-    <w:link w:val="Heading4Char"/>
+    <w:link w:val="Ttulo4Car"/>
     <w:uiPriority w:val="9"/>
     <w:semiHidden/>
     <w:unhideWhenUsed/>
@@ -3758,11 +3720,11 @@
       <w:szCs w:val="22"/>
     </w:rPr>
   </w:style>
-  <w:style w:type="paragraph" w:styleId="Heading5">
+  <w:style w:type="paragraph" w:styleId="Ttulo5">
     <w:name w:val="heading 5"/>
     <w:basedOn w:val="Normal"/>
     <w:next w:val="Normal"/>
-    <w:link w:val="Heading5Char"/>
+    <w:link w:val="Ttulo5Car"/>
     <w:uiPriority w:val="9"/>
     <w:semiHidden/>
     <w:unhideWhenUsed/>
@@ -3781,11 +3743,11 @@
       <w:szCs w:val="22"/>
     </w:rPr>
   </w:style>
-  <w:style w:type="paragraph" w:styleId="Heading6">
+  <w:style w:type="paragraph" w:styleId="Ttulo6">
     <w:name w:val="heading 6"/>
     <w:basedOn w:val="Normal"/>
     <w:next w:val="Normal"/>
-    <w:link w:val="Heading6Char"/>
+    <w:link w:val="Ttulo6Car"/>
     <w:uiPriority w:val="9"/>
     <w:semiHidden/>
     <w:unhideWhenUsed/>
@@ -3806,11 +3768,11 @@
       <w:szCs w:val="21"/>
     </w:rPr>
   </w:style>
-  <w:style w:type="paragraph" w:styleId="Heading7">
+  <w:style w:type="paragraph" w:styleId="Ttulo7">
     <w:name w:val="heading 7"/>
     <w:basedOn w:val="Normal"/>
     <w:next w:val="Normal"/>
-    <w:link w:val="Heading7Char"/>
+    <w:link w:val="Ttulo7Car"/>
     <w:uiPriority w:val="9"/>
     <w:semiHidden/>
     <w:unhideWhenUsed/>
@@ -3831,11 +3793,11 @@
       <w:szCs w:val="21"/>
     </w:rPr>
   </w:style>
-  <w:style w:type="paragraph" w:styleId="Heading8">
+  <w:style w:type="paragraph" w:styleId="Ttulo8">
     <w:name w:val="heading 8"/>
     <w:basedOn w:val="Normal"/>
     <w:next w:val="Normal"/>
-    <w:link w:val="Heading8Char"/>
+    <w:link w:val="Ttulo8Car"/>
     <w:uiPriority w:val="9"/>
     <w:semiHidden/>
     <w:unhideWhenUsed/>
@@ -3854,11 +3816,11 @@
       <w:color w:val="455F51" w:themeColor="text2"/>
     </w:rPr>
   </w:style>
-  <w:style w:type="paragraph" w:styleId="Heading9">
+  <w:style w:type="paragraph" w:styleId="Ttulo9">
     <w:name w:val="heading 9"/>
     <w:basedOn w:val="Normal"/>
     <w:next w:val="Normal"/>
-    <w:link w:val="Heading9Char"/>
+    <w:link w:val="Ttulo9Car"/>
     <w:uiPriority w:val="9"/>
     <w:semiHidden/>
     <w:unhideWhenUsed/>
@@ -3879,12 +3841,13 @@
       <w:color w:val="455F51" w:themeColor="text2"/>
     </w:rPr>
   </w:style>
-  <w:style w:type="character" w:default="1" w:styleId="DefaultParagraphFont">
+  <w:style w:type="character" w:default="1" w:styleId="Fuentedeprrafopredeter">
     <w:name w:val="Default Paragraph Font"/>
     <w:uiPriority w:val="1"/>
+    <w:semiHidden/>
     <w:unhideWhenUsed/>
   </w:style>
-  <w:style w:type="table" w:default="1" w:styleId="TableNormal">
+  <w:style w:type="table" w:default="1" w:styleId="Tablanormal">
     <w:name w:val="Normal Table"/>
     <w:uiPriority w:val="99"/>
     <w:semiHidden/>
@@ -3899,16 +3862,16 @@
       </w:tblCellMar>
     </w:tblPr>
   </w:style>
-  <w:style w:type="numbering" w:default="1" w:styleId="NoList">
+  <w:style w:type="numbering" w:default="1" w:styleId="Sinlista">
     <w:name w:val="No List"/>
     <w:uiPriority w:val="99"/>
     <w:semiHidden/>
     <w:unhideWhenUsed/>
   </w:style>
-  <w:style w:type="character" w:customStyle="1" w:styleId="Heading1Char">
-    <w:name w:val="Heading 1 Char"/>
-    <w:basedOn w:val="DefaultParagraphFont"/>
-    <w:link w:val="Heading1"/>
+  <w:style w:type="character" w:customStyle="1" w:styleId="Ttulo1Car">
+    <w:name w:val="Título 1 Car"/>
+    <w:basedOn w:val="Fuentedeprrafopredeter"/>
+    <w:link w:val="Ttulo1"/>
     <w:uiPriority w:val="9"/>
     <w:rsid w:val="00A704FA"/>
     <w:rPr>
@@ -3919,10 +3882,10 @@
       <w:szCs w:val="32"/>
     </w:rPr>
   </w:style>
-  <w:style w:type="character" w:customStyle="1" w:styleId="Heading2Char">
-    <w:name w:val="Heading 2 Char"/>
-    <w:basedOn w:val="DefaultParagraphFont"/>
-    <w:link w:val="Heading2"/>
+  <w:style w:type="character" w:customStyle="1" w:styleId="Ttulo2Car">
+    <w:name w:val="Título 2 Car"/>
+    <w:basedOn w:val="Fuentedeprrafopredeter"/>
+    <w:link w:val="Ttulo2"/>
     <w:uiPriority w:val="9"/>
     <w:rsid w:val="00ED2753"/>
     <w:rPr>
@@ -3934,10 +3897,10 @@
       <w:lang w:val="es-ES"/>
     </w:rPr>
   </w:style>
-  <w:style w:type="character" w:customStyle="1" w:styleId="Heading3Char">
-    <w:name w:val="Heading 3 Char"/>
-    <w:basedOn w:val="DefaultParagraphFont"/>
-    <w:link w:val="Heading3"/>
+  <w:style w:type="character" w:customStyle="1" w:styleId="Ttulo3Car">
+    <w:name w:val="Título 3 Car"/>
+    <w:basedOn w:val="Fuentedeprrafopredeter"/>
+    <w:link w:val="Ttulo3"/>
     <w:uiPriority w:val="9"/>
     <w:rsid w:val="00ED2753"/>
     <w:rPr>
@@ -3949,10 +3912,10 @@
       <w:lang w:val="es-ES"/>
     </w:rPr>
   </w:style>
-  <w:style w:type="character" w:customStyle="1" w:styleId="Heading4Char">
-    <w:name w:val="Heading 4 Char"/>
-    <w:basedOn w:val="DefaultParagraphFont"/>
-    <w:link w:val="Heading4"/>
+  <w:style w:type="character" w:customStyle="1" w:styleId="Ttulo4Car">
+    <w:name w:val="Título 4 Car"/>
+    <w:basedOn w:val="Fuentedeprrafopredeter"/>
+    <w:link w:val="Ttulo4"/>
     <w:uiPriority w:val="9"/>
     <w:semiHidden/>
     <w:rsid w:val="00ED2753"/>
@@ -3963,10 +3926,10 @@
       <w:lang w:val="es-ES"/>
     </w:rPr>
   </w:style>
-  <w:style w:type="character" w:customStyle="1" w:styleId="Heading5Char">
-    <w:name w:val="Heading 5 Char"/>
-    <w:basedOn w:val="DefaultParagraphFont"/>
-    <w:link w:val="Heading5"/>
+  <w:style w:type="character" w:customStyle="1" w:styleId="Ttulo5Car">
+    <w:name w:val="Título 5 Car"/>
+    <w:basedOn w:val="Fuentedeprrafopredeter"/>
+    <w:link w:val="Ttulo5"/>
     <w:uiPriority w:val="9"/>
     <w:semiHidden/>
     <w:rsid w:val="00E932FC"/>
@@ -3977,10 +3940,10 @@
       <w:szCs w:val="22"/>
     </w:rPr>
   </w:style>
-  <w:style w:type="character" w:customStyle="1" w:styleId="Heading6Char">
-    <w:name w:val="Heading 6 Char"/>
-    <w:basedOn w:val="DefaultParagraphFont"/>
-    <w:link w:val="Heading6"/>
+  <w:style w:type="character" w:customStyle="1" w:styleId="Ttulo6Car">
+    <w:name w:val="Título 6 Car"/>
+    <w:basedOn w:val="Fuentedeprrafopredeter"/>
+    <w:link w:val="Ttulo6"/>
     <w:uiPriority w:val="9"/>
     <w:semiHidden/>
     <w:rsid w:val="00E932FC"/>
@@ -3993,10 +3956,10 @@
       <w:szCs w:val="21"/>
     </w:rPr>
   </w:style>
-  <w:style w:type="character" w:customStyle="1" w:styleId="Heading7Char">
-    <w:name w:val="Heading 7 Char"/>
-    <w:basedOn w:val="DefaultParagraphFont"/>
-    <w:link w:val="Heading7"/>
+  <w:style w:type="character" w:customStyle="1" w:styleId="Ttulo7Car">
+    <w:name w:val="Título 7 Car"/>
+    <w:basedOn w:val="Fuentedeprrafopredeter"/>
+    <w:link w:val="Ttulo7"/>
     <w:uiPriority w:val="9"/>
     <w:semiHidden/>
     <w:rsid w:val="00E932FC"/>
@@ -4009,10 +3972,10 @@
       <w:szCs w:val="21"/>
     </w:rPr>
   </w:style>
-  <w:style w:type="character" w:customStyle="1" w:styleId="Heading8Char">
-    <w:name w:val="Heading 8 Char"/>
-    <w:basedOn w:val="DefaultParagraphFont"/>
-    <w:link w:val="Heading8"/>
+  <w:style w:type="character" w:customStyle="1" w:styleId="Ttulo8Car">
+    <w:name w:val="Título 8 Car"/>
+    <w:basedOn w:val="Fuentedeprrafopredeter"/>
+    <w:link w:val="Ttulo8"/>
     <w:uiPriority w:val="9"/>
     <w:semiHidden/>
     <w:rsid w:val="00E932FC"/>
@@ -4023,10 +3986,10 @@
       <w:color w:val="455F51" w:themeColor="text2"/>
     </w:rPr>
   </w:style>
-  <w:style w:type="character" w:customStyle="1" w:styleId="Heading9Char">
-    <w:name w:val="Heading 9 Char"/>
-    <w:basedOn w:val="DefaultParagraphFont"/>
-    <w:link w:val="Heading9"/>
+  <w:style w:type="character" w:customStyle="1" w:styleId="Ttulo9Car">
+    <w:name w:val="Título 9 Car"/>
+    <w:basedOn w:val="Fuentedeprrafopredeter"/>
+    <w:link w:val="Ttulo9"/>
     <w:uiPriority w:val="9"/>
     <w:semiHidden/>
     <w:rsid w:val="00E932FC"/>
@@ -4039,7 +4002,7 @@
       <w:color w:val="455F51" w:themeColor="text2"/>
     </w:rPr>
   </w:style>
-  <w:style w:type="paragraph" w:styleId="Caption">
+  <w:style w:type="paragraph" w:styleId="Descripcin">
     <w:name w:val="caption"/>
     <w:basedOn w:val="Normal"/>
     <w:next w:val="Normal"/>
@@ -4059,11 +4022,11 @@
       <w:spacing w:val="6"/>
     </w:rPr>
   </w:style>
-  <w:style w:type="paragraph" w:styleId="Title">
+  <w:style w:type="paragraph" w:styleId="Ttulo">
     <w:name w:val="Title"/>
     <w:basedOn w:val="Normal"/>
     <w:next w:val="Normal"/>
-    <w:link w:val="TitleChar"/>
+    <w:link w:val="TtuloCar"/>
     <w:uiPriority w:val="10"/>
     <w:qFormat/>
     <w:rsid w:val="00282B41"/>
@@ -4080,10 +4043,10 @@
       <w:szCs w:val="56"/>
     </w:rPr>
   </w:style>
-  <w:style w:type="character" w:customStyle="1" w:styleId="TitleChar">
-    <w:name w:val="Title Char"/>
-    <w:basedOn w:val="DefaultParagraphFont"/>
-    <w:link w:val="Title"/>
+  <w:style w:type="character" w:customStyle="1" w:styleId="TtuloCar">
+    <w:name w:val="Título Car"/>
+    <w:basedOn w:val="Fuentedeprrafopredeter"/>
+    <w:link w:val="Ttulo"/>
     <w:uiPriority w:val="10"/>
     <w:rsid w:val="00282B41"/>
     <w:rPr>
@@ -4095,11 +4058,11 @@
       <w:szCs w:val="56"/>
     </w:rPr>
   </w:style>
-  <w:style w:type="paragraph" w:styleId="Subtitle">
+  <w:style w:type="paragraph" w:styleId="Subttulo">
     <w:name w:val="Subtitle"/>
     <w:basedOn w:val="Normal"/>
     <w:next w:val="Normal"/>
-    <w:link w:val="SubtitleChar"/>
+    <w:link w:val="SubttuloCar"/>
     <w:uiPriority w:val="11"/>
     <w:qFormat/>
     <w:rsid w:val="00E932FC"/>
@@ -4115,10 +4078,10 @@
       <w:szCs w:val="24"/>
     </w:rPr>
   </w:style>
-  <w:style w:type="character" w:customStyle="1" w:styleId="SubtitleChar">
-    <w:name w:val="Subtitle Char"/>
-    <w:basedOn w:val="DefaultParagraphFont"/>
-    <w:link w:val="Subtitle"/>
+  <w:style w:type="character" w:customStyle="1" w:styleId="SubttuloCar">
+    <w:name w:val="Subtítulo Car"/>
+    <w:basedOn w:val="Fuentedeprrafopredeter"/>
+    <w:link w:val="Subttulo"/>
     <w:uiPriority w:val="11"/>
     <w:rsid w:val="00E932FC"/>
     <w:rPr>
@@ -4127,9 +4090,9 @@
       <w:szCs w:val="24"/>
     </w:rPr>
   </w:style>
-  <w:style w:type="character" w:styleId="Strong">
+  <w:style w:type="character" w:styleId="Textoennegrita">
     <w:name w:val="Strong"/>
-    <w:basedOn w:val="DefaultParagraphFont"/>
+    <w:basedOn w:val="Fuentedeprrafopredeter"/>
     <w:uiPriority w:val="22"/>
     <w:qFormat/>
     <w:rsid w:val="00E932FC"/>
@@ -4138,9 +4101,9 @@
       <w:bCs/>
     </w:rPr>
   </w:style>
-  <w:style w:type="character" w:styleId="Emphasis">
+  <w:style w:type="character" w:styleId="nfasis">
     <w:name w:val="Emphasis"/>
-    <w:basedOn w:val="DefaultParagraphFont"/>
+    <w:basedOn w:val="Fuentedeprrafopredeter"/>
     <w:uiPriority w:val="20"/>
     <w:qFormat/>
     <w:rsid w:val="00E932FC"/>
@@ -4149,7 +4112,7 @@
       <w:iCs/>
     </w:rPr>
   </w:style>
-  <w:style w:type="paragraph" w:styleId="NoSpacing">
+  <w:style w:type="paragraph" w:styleId="Sinespaciado">
     <w:name w:val="No Spacing"/>
     <w:uiPriority w:val="1"/>
     <w:qFormat/>
@@ -4161,7 +4124,7 @@
       <w:rFonts w:ascii="Times New Roman" w:hAnsi="Times New Roman"/>
     </w:rPr>
   </w:style>
-  <w:style w:type="paragraph" w:styleId="ListParagraph">
+  <w:style w:type="paragraph" w:styleId="Prrafodelista">
     <w:name w:val="List Paragraph"/>
     <w:basedOn w:val="Normal"/>
     <w:uiPriority w:val="34"/>
@@ -4172,11 +4135,11 @@
       <w:contextualSpacing/>
     </w:pPr>
   </w:style>
-  <w:style w:type="paragraph" w:styleId="Quote">
+  <w:style w:type="paragraph" w:styleId="Cita">
     <w:name w:val="Quote"/>
     <w:basedOn w:val="Normal"/>
     <w:next w:val="Normal"/>
-    <w:link w:val="QuoteChar"/>
+    <w:link w:val="CitaCar"/>
     <w:uiPriority w:val="29"/>
     <w:qFormat/>
     <w:rsid w:val="00E932FC"/>
@@ -4190,10 +4153,10 @@
       <w:color w:val="404040" w:themeColor="text1" w:themeTint="BF"/>
     </w:rPr>
   </w:style>
-  <w:style w:type="character" w:customStyle="1" w:styleId="QuoteChar">
-    <w:name w:val="Quote Char"/>
-    <w:basedOn w:val="DefaultParagraphFont"/>
-    <w:link w:val="Quote"/>
+  <w:style w:type="character" w:customStyle="1" w:styleId="CitaCar">
+    <w:name w:val="Cita Car"/>
+    <w:basedOn w:val="Fuentedeprrafopredeter"/>
+    <w:link w:val="Cita"/>
     <w:uiPriority w:val="29"/>
     <w:rsid w:val="00E932FC"/>
     <w:rPr>
@@ -4202,11 +4165,11 @@
       <w:color w:val="404040" w:themeColor="text1" w:themeTint="BF"/>
     </w:rPr>
   </w:style>
-  <w:style w:type="paragraph" w:styleId="IntenseQuote">
+  <w:style w:type="paragraph" w:styleId="Citadestacada">
     <w:name w:val="Intense Quote"/>
     <w:basedOn w:val="Normal"/>
     <w:next w:val="Normal"/>
-    <w:link w:val="IntenseQuoteChar"/>
+    <w:link w:val="CitadestacadaCar"/>
     <w:uiPriority w:val="30"/>
     <w:qFormat/>
     <w:rsid w:val="0018473C"/>
@@ -4224,10 +4187,10 @@
       <w:szCs w:val="28"/>
     </w:rPr>
   </w:style>
-  <w:style w:type="character" w:customStyle="1" w:styleId="IntenseQuoteChar">
-    <w:name w:val="Intense Quote Char"/>
-    <w:basedOn w:val="DefaultParagraphFont"/>
-    <w:link w:val="IntenseQuote"/>
+  <w:style w:type="character" w:customStyle="1" w:styleId="CitadestacadaCar">
+    <w:name w:val="Cita destacada Car"/>
+    <w:basedOn w:val="Fuentedeprrafopredeter"/>
+    <w:link w:val="Citadestacada"/>
     <w:uiPriority w:val="30"/>
     <w:rsid w:val="0018473C"/>
     <w:rPr>
@@ -4237,9 +4200,9 @@
       <w:szCs w:val="28"/>
     </w:rPr>
   </w:style>
-  <w:style w:type="character" w:styleId="SubtleEmphasis">
+  <w:style w:type="character" w:styleId="nfasissutil">
     <w:name w:val="Subtle Emphasis"/>
-    <w:basedOn w:val="DefaultParagraphFont"/>
+    <w:basedOn w:val="Fuentedeprrafopredeter"/>
     <w:uiPriority w:val="19"/>
     <w:qFormat/>
     <w:rsid w:val="00E932FC"/>
@@ -4249,9 +4212,9 @@
       <w:color w:val="404040" w:themeColor="text1" w:themeTint="BF"/>
     </w:rPr>
   </w:style>
-  <w:style w:type="character" w:styleId="IntenseEmphasis">
+  <w:style w:type="character" w:styleId="nfasisintenso">
     <w:name w:val="Intense Emphasis"/>
-    <w:basedOn w:val="DefaultParagraphFont"/>
+    <w:basedOn w:val="Fuentedeprrafopredeter"/>
     <w:uiPriority w:val="21"/>
     <w:qFormat/>
     <w:rsid w:val="00E932FC"/>
@@ -4262,9 +4225,9 @@
       <w:iCs/>
     </w:rPr>
   </w:style>
-  <w:style w:type="character" w:styleId="SubtleReference">
+  <w:style w:type="character" w:styleId="Referenciasutil">
     <w:name w:val="Subtle Reference"/>
-    <w:basedOn w:val="DefaultParagraphFont"/>
+    <w:basedOn w:val="Fuentedeprrafopredeter"/>
     <w:uiPriority w:val="31"/>
     <w:qFormat/>
     <w:rsid w:val="00E932FC"/>
@@ -4274,9 +4237,9 @@
       <w:u w:val="single" w:color="7F7F7F" w:themeColor="text1" w:themeTint="80"/>
     </w:rPr>
   </w:style>
-  <w:style w:type="character" w:styleId="IntenseReference">
+  <w:style w:type="character" w:styleId="Referenciaintensa">
     <w:name w:val="Intense Reference"/>
-    <w:basedOn w:val="DefaultParagraphFont"/>
+    <w:basedOn w:val="Fuentedeprrafopredeter"/>
     <w:uiPriority w:val="32"/>
     <w:qFormat/>
     <w:rsid w:val="00E932FC"/>
@@ -4288,9 +4251,9 @@
       <w:u w:val="single"/>
     </w:rPr>
   </w:style>
-  <w:style w:type="character" w:styleId="BookTitle">
+  <w:style w:type="character" w:styleId="Ttulodellibro">
     <w:name w:val="Book Title"/>
-    <w:basedOn w:val="DefaultParagraphFont"/>
+    <w:basedOn w:val="Fuentedeprrafopredeter"/>
     <w:uiPriority w:val="33"/>
     <w:qFormat/>
     <w:rsid w:val="00E932FC"/>
@@ -4300,9 +4263,9 @@
       <w:smallCaps/>
     </w:rPr>
   </w:style>
-  <w:style w:type="paragraph" w:styleId="TOCHeading">
+  <w:style w:type="paragraph" w:styleId="TtuloTDC">
     <w:name w:val="TOC Heading"/>
-    <w:basedOn w:val="Heading1"/>
+    <w:basedOn w:val="Ttulo1"/>
     <w:next w:val="Normal"/>
     <w:uiPriority w:val="39"/>
     <w:semiHidden/>
@@ -4315,7 +4278,7 @@
   </w:style>
   <w:style w:type="paragraph" w:customStyle="1" w:styleId="Recipient">
     <w:name w:val="Recipient"/>
-    <w:basedOn w:val="Heading2"/>
+    <w:basedOn w:val="Ttulo2"/>
     <w:uiPriority w:val="3"/>
     <w:rsid w:val="00DE63A0"/>
     <w:pPr>
@@ -4335,11 +4298,11 @@
       <w:spacing w:after="0"/>
     </w:pPr>
   </w:style>
-  <w:style w:type="paragraph" w:styleId="Closing">
+  <w:style w:type="paragraph" w:styleId="Cierre">
     <w:name w:val="Closing"/>
     <w:basedOn w:val="Normal"/>
-    <w:next w:val="Signature"/>
-    <w:link w:val="ClosingChar"/>
+    <w:next w:val="Firma"/>
+    <w:link w:val="CierreCar"/>
     <w:uiPriority w:val="6"/>
     <w:unhideWhenUsed/>
     <w:rsid w:val="00DE63A0"/>
@@ -4347,10 +4310,10 @@
       <w:spacing w:before="480" w:after="960" w:line="240" w:lineRule="auto"/>
     </w:pPr>
   </w:style>
-  <w:style w:type="character" w:customStyle="1" w:styleId="ClosingChar">
-    <w:name w:val="Closing Char"/>
-    <w:basedOn w:val="DefaultParagraphFont"/>
-    <w:link w:val="Closing"/>
+  <w:style w:type="character" w:customStyle="1" w:styleId="CierreCar">
+    <w:name w:val="Cierre Car"/>
+    <w:basedOn w:val="Fuentedeprrafopredeter"/>
+    <w:link w:val="Cierre"/>
     <w:uiPriority w:val="6"/>
     <w:rsid w:val="00DE63A0"/>
     <w:rPr>
@@ -4359,10 +4322,10 @@
       <w:szCs w:val="20"/>
     </w:rPr>
   </w:style>
-  <w:style w:type="paragraph" w:styleId="Signature">
+  <w:style w:type="paragraph" w:styleId="Firma">
     <w:name w:val="Signature"/>
     <w:basedOn w:val="Normal"/>
-    <w:link w:val="SignatureChar"/>
+    <w:link w:val="FirmaCar"/>
     <w:uiPriority w:val="7"/>
     <w:unhideWhenUsed/>
     <w:rsid w:val="00DE63A0"/>
@@ -4374,10 +4337,10 @@
       <w:bCs/>
     </w:rPr>
   </w:style>
-  <w:style w:type="character" w:customStyle="1" w:styleId="SignatureChar">
-    <w:name w:val="Signature Char"/>
-    <w:basedOn w:val="DefaultParagraphFont"/>
-    <w:link w:val="Signature"/>
+  <w:style w:type="character" w:customStyle="1" w:styleId="FirmaCar">
+    <w:name w:val="Firma Car"/>
+    <w:basedOn w:val="Fuentedeprrafopredeter"/>
+    <w:link w:val="Firma"/>
     <w:uiPriority w:val="7"/>
     <w:rsid w:val="00DE63A0"/>
     <w:rPr>
@@ -4388,10 +4351,10 @@
       <w:szCs w:val="20"/>
     </w:rPr>
   </w:style>
-  <w:style w:type="paragraph" w:styleId="Salutation">
+  <w:style w:type="paragraph" w:styleId="Saludo">
     <w:name w:val="Salutation"/>
     <w:basedOn w:val="Normal"/>
-    <w:link w:val="SalutationChar"/>
+    <w:link w:val="SaludoCar"/>
     <w:uiPriority w:val="4"/>
     <w:unhideWhenUsed/>
     <w:rsid w:val="00DE63A0"/>
@@ -4399,10 +4362,10 @@
       <w:spacing w:before="720"/>
     </w:pPr>
   </w:style>
-  <w:style w:type="character" w:customStyle="1" w:styleId="SalutationChar">
-    <w:name w:val="Salutation Char"/>
-    <w:basedOn w:val="DefaultParagraphFont"/>
-    <w:link w:val="Salutation"/>
+  <w:style w:type="character" w:customStyle="1" w:styleId="SaludoCar">
+    <w:name w:val="Saludo Car"/>
+    <w:basedOn w:val="Fuentedeprrafopredeter"/>
+    <w:link w:val="Saludo"/>
     <w:uiPriority w:val="4"/>
     <w:rsid w:val="00DE63A0"/>
     <w:rPr>
@@ -4411,9 +4374,9 @@
       <w:szCs w:val="20"/>
     </w:rPr>
   </w:style>
-  <w:style w:type="character" w:styleId="PlaceholderText">
+  <w:style w:type="character" w:styleId="Textodelmarcadordeposicin">
     <w:name w:val="Placeholder Text"/>
-    <w:basedOn w:val="DefaultParagraphFont"/>
+    <w:basedOn w:val="Fuentedeprrafopredeter"/>
     <w:uiPriority w:val="99"/>
     <w:semiHidden/>
     <w:rsid w:val="00155109"/>
@@ -4421,10 +4384,10 @@
       <w:color w:val="666666"/>
     </w:rPr>
   </w:style>
-  <w:style w:type="paragraph" w:styleId="Header">
+  <w:style w:type="paragraph" w:styleId="Encabezado">
     <w:name w:val="header"/>
     <w:basedOn w:val="Normal"/>
-    <w:link w:val="HeaderChar"/>
+    <w:link w:val="EncabezadoCar"/>
     <w:uiPriority w:val="99"/>
     <w:unhideWhenUsed/>
     <w:rsid w:val="006C60CA"/>
@@ -4436,17 +4399,17 @@
       <w:spacing w:after="0" w:line="240" w:lineRule="auto"/>
     </w:pPr>
   </w:style>
-  <w:style w:type="character" w:customStyle="1" w:styleId="HeaderChar">
-    <w:name w:val="Header Char"/>
-    <w:basedOn w:val="DefaultParagraphFont"/>
-    <w:link w:val="Header"/>
+  <w:style w:type="character" w:customStyle="1" w:styleId="EncabezadoCar">
+    <w:name w:val="Encabezado Car"/>
+    <w:basedOn w:val="Fuentedeprrafopredeter"/>
+    <w:link w:val="Encabezado"/>
     <w:uiPriority w:val="99"/>
     <w:rsid w:val="006C60CA"/>
   </w:style>
-  <w:style w:type="paragraph" w:styleId="Footer">
+  <w:style w:type="paragraph" w:styleId="Piedepgina">
     <w:name w:val="footer"/>
     <w:basedOn w:val="Normal"/>
-    <w:link w:val="FooterChar"/>
+    <w:link w:val="PiedepginaCar"/>
     <w:uiPriority w:val="99"/>
     <w:unhideWhenUsed/>
     <w:rsid w:val="006C60CA"/>
@@ -4458,10 +4421,10 @@
       <w:spacing w:after="0" w:line="240" w:lineRule="auto"/>
     </w:pPr>
   </w:style>
-  <w:style w:type="character" w:customStyle="1" w:styleId="FooterChar">
-    <w:name w:val="Footer Char"/>
-    <w:basedOn w:val="DefaultParagraphFont"/>
-    <w:link w:val="Footer"/>
+  <w:style w:type="character" w:customStyle="1" w:styleId="PiedepginaCar">
+    <w:name w:val="Pie de página Car"/>
+    <w:basedOn w:val="Fuentedeprrafopredeter"/>
+    <w:link w:val="Piedepgina"/>
     <w:uiPriority w:val="99"/>
     <w:rsid w:val="006C60CA"/>
   </w:style>
@@ -4481,9 +4444,9 @@
       <w:lang w:eastAsia="es-ES"/>
     </w:rPr>
   </w:style>
-  <w:style w:type="character" w:styleId="Hyperlink">
+  <w:style w:type="character" w:styleId="Hipervnculo">
     <w:name w:val="Hyperlink"/>
-    <w:basedOn w:val="DefaultParagraphFont"/>
+    <w:basedOn w:val="Fuentedeprrafopredeter"/>
     <w:uiPriority w:val="99"/>
     <w:unhideWhenUsed/>
     <w:rsid w:val="00282B41"/>
@@ -4492,9 +4455,9 @@
       <w:u w:val="single"/>
     </w:rPr>
   </w:style>
-  <w:style w:type="table" w:styleId="GridTable4-Accent1">
+  <w:style w:type="table" w:styleId="Tablaconcuadrcula4-nfasis1">
     <w:name w:val="Grid Table 4 Accent 1"/>
-    <w:basedOn w:val="TableNormal"/>
+    <w:basedOn w:val="Tablanormal"/>
     <w:uiPriority w:val="49"/>
     <w:rsid w:val="00A52317"/>
     <w:pPr>
@@ -4568,9 +4531,9 @@
       </w:tcPr>
     </w:tblStylePr>
   </w:style>
-  <w:style w:type="character" w:styleId="UnresolvedMention">
+  <w:style w:type="character" w:styleId="Mencinsinresolver">
     <w:name w:val="Unresolved Mention"/>
-    <w:basedOn w:val="DefaultParagraphFont"/>
+    <w:basedOn w:val="Fuentedeprrafopredeter"/>
     <w:uiPriority w:val="99"/>
     <w:semiHidden/>
     <w:unhideWhenUsed/>
@@ -4785,6 +4748,15 @@
 </file>
 
 <file path=customXml/item1.xml><?xml version="1.0" encoding="utf-8"?>
+<?mso-contentType ?>
+<FormTemplates xmlns="http://schemas.microsoft.com/sharepoint/v3/contenttype/forms">
+  <Display>DocumentLibraryForm</Display>
+  <Edit>DocumentLibraryForm</Edit>
+  <New>DocumentLibraryForm</New>
+</FormTemplates>
+</file>
+
+<file path=customXml/item2.xml><?xml version="1.0" encoding="utf-8"?>
 <ct:contentTypeSchema xmlns:ct="http://schemas.microsoft.com/office/2006/metadata/contentType" xmlns:ma="http://schemas.microsoft.com/office/2006/metadata/properties/metaAttributes" ct:_="" ma:_="" ma:contentTypeName="Document" ma:contentTypeID="0x0101001867FBBEFD40724CA20725D6B3094130" ma:contentTypeVersion="14" ma:contentTypeDescription="Create a new document." ma:contentTypeScope="" ma:versionID="b563ecc397a77cd5d82b22a852f9d63c">
   <xsd:schema xmlns:xsd="http://www.w3.org/2001/XMLSchema" xmlns:xs="http://www.w3.org/2001/XMLSchema" xmlns:p="http://schemas.microsoft.com/office/2006/metadata/properties" xmlns:ns1="http://schemas.microsoft.com/sharepoint/v3" xmlns:ns2="21705155-b4ce-4c69-95dc-4fd6cb8c5571" xmlns:ns3="38de0ec0-4312-429b-9ba4-a6f7899b86f2" targetNamespace="http://schemas.microsoft.com/office/2006/metadata/properties" ma:root="true" ma:fieldsID="514fef1a96c1431b584933149cb0dc9f" ns1:_="" ns2:_="" ns3:_="">
     <xsd:import namespace="http://schemas.microsoft.com/sharepoint/v3"/>
@@ -5002,15 +4974,6 @@
 </ct:contentTypeSchema>
 </file>
 
-<file path=customXml/item2.xml><?xml version="1.0" encoding="utf-8"?>
-<?mso-contentType ?>
-<FormTemplates xmlns="http://schemas.microsoft.com/sharepoint/v3/contenttype/forms">
-  <Display>DocumentLibraryForm</Display>
-  <Edit>DocumentLibraryForm</Edit>
-  <New>DocumentLibraryForm</New>
-</FormTemplates>
-</file>
-
 <file path=customXml/item3.xml><?xml version="1.0" encoding="utf-8"?>
 <p:properties xmlns:p="http://schemas.microsoft.com/office/2006/metadata/properties" xmlns:xsi="http://www.w3.org/2001/XMLSchema-instance" xmlns:pc="http://schemas.microsoft.com/office/infopath/2007/PartnerControls">
   <documentManagement>
@@ -5025,6 +4988,14 @@
 </file>
 
 <file path=customXml/itemProps1.xml><?xml version="1.0" encoding="utf-8"?>
+<ds:datastoreItem xmlns:ds="http://schemas.openxmlformats.org/officeDocument/2006/customXml" ds:itemID="{F4A0FC96-E078-42F3-AEDD-07621D6CE88A}">
+  <ds:schemaRefs>
+    <ds:schemaRef ds:uri="http://schemas.microsoft.com/sharepoint/v3/contenttype/forms"/>
+  </ds:schemaRefs>
+</ds:datastoreItem>
+</file>
+
+<file path=customXml/itemProps2.xml><?xml version="1.0" encoding="utf-8"?>
 <ds:datastoreItem xmlns:ds="http://schemas.openxmlformats.org/officeDocument/2006/customXml" ds:itemID="{9BD05735-5838-4BC3-A10C-F26CBB585BB3}">
   <ds:schemaRefs>
     <ds:schemaRef ds:uri="http://schemas.microsoft.com/office/2006/metadata/contentType"/>
@@ -5044,14 +5015,6 @@
 </ds:datastoreItem>
 </file>
 
-<file path=customXml/itemProps2.xml><?xml version="1.0" encoding="utf-8"?>
-<ds:datastoreItem xmlns:ds="http://schemas.openxmlformats.org/officeDocument/2006/customXml" ds:itemID="{F4A0FC96-E078-42F3-AEDD-07621D6CE88A}">
-  <ds:schemaRefs>
-    <ds:schemaRef ds:uri="http://schemas.microsoft.com/sharepoint/v3/contenttype/forms"/>
-  </ds:schemaRefs>
-</ds:datastoreItem>
-</file>
-
 <file path=customXml/itemProps3.xml><?xml version="1.0" encoding="utf-8"?>
 <ds:datastoreItem xmlns:ds="http://schemas.openxmlformats.org/officeDocument/2006/customXml" ds:itemID="{1B72C47D-52A6-4002-B691-BB8C99CF8F2B}">
   <ds:schemaRefs>
